--- a/2022/Revision Batch/V2022.1.000/CF2R/2022-CF2R-SRA-02-E-MinimumSolarZoneAreaWorksheet.docx
+++ b/2022/Revision Batch/V2022.1.000/CF2R/2022-CF2R-SRA-02-E-MinimumSolarZoneAreaWorksheet.docx
@@ -2922,25 +2922,7 @@
                 <w:sz w:val="18"/>
                 <w:szCs w:val="18"/>
               </w:rPr>
-              <w:t xml:space="preserve">The solar zone shall comply with access, pathway, smoke ventilation, and spacing requirements as specified in Title 24, Part </w:t>
-            </w:r>
-            <w:proofErr w:type="gramStart"/>
-            <w:r>
-              <w:rPr>
-                <w:rFonts w:asciiTheme="minorHAnsi" w:hAnsiTheme="minorHAnsi"/>
-                <w:sz w:val="18"/>
-                <w:szCs w:val="18"/>
-              </w:rPr>
-              <w:t>9</w:t>
-            </w:r>
-            <w:proofErr w:type="gramEnd"/>
-            <w:r>
-              <w:rPr>
-                <w:rFonts w:asciiTheme="minorHAnsi" w:hAnsiTheme="minorHAnsi"/>
-                <w:sz w:val="18"/>
-                <w:szCs w:val="18"/>
-              </w:rPr>
-              <w:t xml:space="preserve"> or other Parts of Title 24 or in any requirements adopted by a local jurisdiction.</w:t>
+              <w:t>The solar zone shall comply with access, pathway, smoke ventilation, and spacing requirements as specified in Title 24, Part 9 or other Parts of Title 24 or in any requirements adopted by a local jurisdiction.</w:t>
             </w:r>
           </w:p>
           <w:p>
@@ -2963,25 +2945,7 @@
                 <w:sz w:val="18"/>
                 <w:szCs w:val="18"/>
               </w:rPr>
-              <w:t xml:space="preserve">No obstructions, including but not limited to, vents, chimneys, architectural features, and roof mounted equipment, shall </w:t>
-            </w:r>
-            <w:proofErr w:type="gramStart"/>
-            <w:r>
-              <w:rPr>
-                <w:rFonts w:asciiTheme="minorHAnsi" w:hAnsiTheme="minorHAnsi"/>
-                <w:sz w:val="18"/>
-                <w:szCs w:val="18"/>
-              </w:rPr>
-              <w:t>be located in</w:t>
-            </w:r>
-            <w:proofErr w:type="gramEnd"/>
-            <w:r>
-              <w:rPr>
-                <w:rFonts w:asciiTheme="minorHAnsi" w:hAnsiTheme="minorHAnsi"/>
-                <w:sz w:val="18"/>
-                <w:szCs w:val="18"/>
-              </w:rPr>
-              <w:t xml:space="preserve"> the solar zone.</w:t>
+              <w:t>No obstructions, including but not limited to, vents, chimneys, architectural features, and roof mounted equipment, shall be located in the solar zone.</w:t>
             </w:r>
           </w:p>
           <w:p>
@@ -3768,21 +3732,7 @@
               <w:rPr>
                 <w:rFonts w:asciiTheme="minorHAnsi" w:hAnsiTheme="minorHAnsi" w:cstheme="minorHAnsi"/>
               </w:rPr>
-              <w:t xml:space="preserve">The constructed or installed features, materials, </w:t>
-            </w:r>
-            <w:proofErr w:type="gramStart"/>
-            <w:r>
-              <w:rPr>
-                <w:rFonts w:asciiTheme="minorHAnsi" w:hAnsiTheme="minorHAnsi" w:cstheme="minorHAnsi"/>
-              </w:rPr>
-              <w:t>components</w:t>
-            </w:r>
-            <w:proofErr w:type="gramEnd"/>
-            <w:r>
-              <w:rPr>
-                <w:rFonts w:asciiTheme="minorHAnsi" w:hAnsiTheme="minorHAnsi" w:cstheme="minorHAnsi"/>
-              </w:rPr>
-              <w:t xml:space="preserve"> or manufactured devices (the installation) identified on this Certificate of Installation conforms to all applicable codes and regulations and the installation conforms to the requirements given on the Certificate of Compliance, plans, and specifications approved by the enforcement agency.</w:t>
+              <w:t>The constructed or installed features, materials, components or manufactured devices (the installation) identified on this Certificate of Installation conforms to all applicable codes and regulations and the installation conforms to the requirements given on the Certificate of Compliance, plans, and specifications approved by the enforcement agency.</w:t>
             </w:r>
           </w:p>
           <w:p>
@@ -4561,25 +4511,7 @@
           <w:sz w:val="18"/>
           <w:szCs w:val="18"/>
         </w:rPr>
-        <w:t xml:space="preserve">User chooses whether the residence </w:t>
-      </w:r>
-      <w:proofErr w:type="gramStart"/>
-      <w:r>
-        <w:rPr>
-          <w:rFonts w:ascii="Calibri" w:hAnsi="Calibri"/>
-          <w:sz w:val="18"/>
-          <w:szCs w:val="18"/>
-        </w:rPr>
-        <w:t>is located in</w:t>
-      </w:r>
-      <w:proofErr w:type="gramEnd"/>
-      <w:r>
-        <w:rPr>
-          <w:rFonts w:ascii="Calibri" w:hAnsi="Calibri"/>
-          <w:sz w:val="18"/>
-          <w:szCs w:val="18"/>
-        </w:rPr>
-        <w:t xml:space="preserve"> climate zones 8-14, is in a Wildland-Urban Interface Fire Area as defined in Title 24, Part 2 and has a whole house fan. </w:t>
+        <w:t xml:space="preserve">User chooses whether the residence is located in climate zones 8-14, is in a Wildland-Urban Interface Fire Area as defined in Title 24, Part 2 and has a whole house fan. </w:t>
       </w:r>
     </w:p>
     <w:p>
@@ -5010,25 +4942,7 @@
           <w:sz w:val="18"/>
           <w:szCs w:val="18"/>
         </w:rPr>
-        <w:t>The Designated Solar Zone Area is auto calculated using the equation (B03+B</w:t>
-      </w:r>
-      <w:proofErr w:type="gramStart"/>
-      <w:r>
-        <w:rPr>
-          <w:rFonts w:ascii="Calibri" w:hAnsi="Calibri"/>
-          <w:sz w:val="18"/>
-          <w:szCs w:val="18"/>
-        </w:rPr>
-        <w:t>04)*</w:t>
-      </w:r>
-      <w:proofErr w:type="gramEnd"/>
-      <w:r>
-        <w:rPr>
-          <w:rFonts w:ascii="Calibri" w:hAnsi="Calibri"/>
-          <w:sz w:val="18"/>
-          <w:szCs w:val="18"/>
-        </w:rPr>
-        <w:t>0.5.  Note if either B03 or B04 equals N/A, then this field will be marked N/A.</w:t>
+        <w:t>The Designated Solar Zone Area is auto calculated using the equation (B03+B04)*0.5.  Note if either B03 or B04 equals N/A, then this field will be marked N/A.</w:t>
       </w:r>
     </w:p>
     <w:p>
@@ -5051,25 +4965,7 @@
           <w:sz w:val="18"/>
           <w:szCs w:val="18"/>
         </w:rPr>
-        <w:t xml:space="preserve">User chooses </w:t>
-      </w:r>
-      <w:proofErr w:type="gramStart"/>
-      <w:r>
-        <w:rPr>
-          <w:rFonts w:ascii="Calibri" w:hAnsi="Calibri"/>
-          <w:sz w:val="18"/>
-          <w:szCs w:val="18"/>
-        </w:rPr>
-        <w:t>whether or not</w:t>
-      </w:r>
-      <w:proofErr w:type="gramEnd"/>
-      <w:r>
-        <w:rPr>
-          <w:rFonts w:ascii="Calibri" w:hAnsi="Calibri"/>
-          <w:sz w:val="18"/>
-          <w:szCs w:val="18"/>
-        </w:rPr>
-        <w:t xml:space="preserve"> all thermostats are Occupant Controlled Smart Thermostats (OCSTs) which have been certified to the Energy Commission.</w:t>
+        <w:t>User chooses whether or not all thermostats are Occupant Controlled Smart Thermostats (OCSTs) which have been certified to the Energy Commission.</w:t>
       </w:r>
     </w:p>
     <w:p>
@@ -5330,25 +5226,7 @@
           <w:sz w:val="18"/>
           <w:szCs w:val="18"/>
         </w:rPr>
-        <w:t xml:space="preserve">User selects whether the solar zone subarea is located an appropriate distance from any on-roof obstructions. If user selects yes in D06, then this question will be answered with N/A. </w:t>
-      </w:r>
-      <w:proofErr w:type="gramStart"/>
-      <w:r>
-        <w:rPr>
-          <w:rFonts w:ascii="Calibri" w:hAnsi="Calibri"/>
-          <w:sz w:val="18"/>
-          <w:szCs w:val="18"/>
-        </w:rPr>
-        <w:t>For  single</w:t>
-      </w:r>
-      <w:proofErr w:type="gramEnd"/>
-      <w:r>
-        <w:rPr>
-          <w:rFonts w:ascii="Calibri" w:hAnsi="Calibri"/>
-          <w:sz w:val="18"/>
-          <w:szCs w:val="18"/>
-        </w:rPr>
-        <w:t xml:space="preserve"> family residences  buildings, any obstruction, located on the roof or any other part of the building that projects above the solar zone shall be located at a sufficient horizontal distance away from the solar zone, in order to reduce the resulting shading of the solar zone. For each obstruction, the horizontal distance (“D”) from the obstruction to the solar zone shall be at least two times the height difference (“H”) between the highest point of the obstruction and the horizontal projection of the nearest point of the solar zone (D ≥ 2 x H).</w:t>
+        <w:t>User selects whether the solar zone subarea is located an appropriate distance from any on-roof obstructions. If user selects yes in D06, then this question will be answered with N/A. For  single family residences  buildings, any obstruction, located on the roof or any other part of the building that projects above the solar zone shall be located at a sufficient horizontal distance away from the solar zone, in order to reduce the resulting shading of the solar zone. For each obstruction, the horizontal distance (“D”) from the obstruction to the solar zone shall be at least two times the height difference (“H”) between the highest point of the obstruction and the horizontal projection of the nearest point of the solar zone (D ≥ 2 x H).</w:t>
       </w:r>
     </w:p>
     <w:p>
@@ -6016,16 +5894,7 @@
                 <w:sz w:val="18"/>
                 <w:szCs w:val="18"/>
               </w:rPr>
-              <w:t xml:space="preserve"> to Section 110.10(b)1A exempt a residence from the </w:t>
-            </w:r>
-            <w:proofErr w:type="gramStart"/>
-            <w:r>
-              <w:rPr>
-                <w:rFonts w:asciiTheme="minorHAnsi" w:hAnsiTheme="minorHAnsi"/>
-                <w:sz w:val="18"/>
-                <w:szCs w:val="18"/>
-              </w:rPr>
-              <w:t xml:space="preserve">solar </w:t>
+              <w:t xml:space="preserve"> to Section 110.10(b)1A exempt a residence from the solar </w:t>
             </w:r>
             <w:r>
               <w:rPr>
@@ -6035,7 +5904,6 @@
               </w:rPr>
               <w:t xml:space="preserve"> readiness</w:t>
             </w:r>
-            <w:proofErr w:type="gramEnd"/>
             <w:r>
               <w:rPr>
                 <w:rFonts w:asciiTheme="minorHAnsi" w:hAnsiTheme="minorHAnsi"/>
@@ -6458,18 +6326,8 @@
                 <w:sz w:val="18"/>
                 <w:szCs w:val="18"/>
               </w:rPr>
-              <w:t xml:space="preserve">&lt;&lt;user input, </w:t>
-            </w:r>
-            <w:proofErr w:type="gramStart"/>
-            <w:r>
-              <w:rPr>
-                <w:rFonts w:asciiTheme="minorHAnsi" w:hAnsiTheme="minorHAnsi"/>
-                <w:sz w:val="18"/>
-                <w:szCs w:val="18"/>
-              </w:rPr>
-              <w:t>number</w:t>
-            </w:r>
-            <w:proofErr w:type="gramEnd"/>
+              <w:t>&lt;&lt;user input, number</w:t>
+            </w:r>
             <w:r>
               <w:rPr>
                 <w:rFonts w:asciiTheme="minorHAnsi" w:hAnsiTheme="minorHAnsi"/>
@@ -6645,18 +6503,8 @@
                 <w:sz w:val="18"/>
                 <w:szCs w:val="18"/>
               </w:rPr>
-              <w:t xml:space="preserve">&lt;&lt;user input, </w:t>
-            </w:r>
-            <w:proofErr w:type="gramStart"/>
-            <w:r>
-              <w:rPr>
-                <w:rFonts w:asciiTheme="minorHAnsi" w:hAnsiTheme="minorHAnsi"/>
-                <w:sz w:val="18"/>
-                <w:szCs w:val="18"/>
-              </w:rPr>
-              <w:t>number</w:t>
-            </w:r>
-            <w:proofErr w:type="gramEnd"/>
+              <w:t>&lt;&lt;user input, number</w:t>
+            </w:r>
             <w:r>
               <w:rPr>
                 <w:rFonts w:asciiTheme="minorHAnsi" w:hAnsiTheme="minorHAnsi"/>
@@ -6885,7 +6733,6 @@
               </w:rPr>
               <w:t>A</w:t>
             </w:r>
-            <w:proofErr w:type="gramStart"/>
             <w:r>
               <w:rPr>
                 <w:rFonts w:asciiTheme="minorHAnsi" w:hAnsiTheme="minorHAnsi"/>
@@ -6900,16 +6747,7 @@
                 <w:sz w:val="18"/>
                 <w:szCs w:val="18"/>
               </w:rPr>
-              <w:t>*</w:t>
-            </w:r>
-            <w:proofErr w:type="gramEnd"/>
-            <w:r>
-              <w:rPr>
-                <w:rFonts w:asciiTheme="minorHAnsi" w:hAnsiTheme="minorHAnsi"/>
-                <w:sz w:val="18"/>
-                <w:szCs w:val="18"/>
-              </w:rPr>
-              <w:t>0.5</w:t>
+              <w:t>*0.5</w:t>
             </w:r>
             <w:r>
               <w:rPr>
@@ -7454,7 +7292,6 @@
               </w:rPr>
               <w:t xml:space="preserve"> </w:t>
             </w:r>
-            <w:proofErr w:type="gramStart"/>
             <w:r>
               <w:rPr>
                 <w:rFonts w:asciiTheme="minorHAnsi" w:hAnsiTheme="minorHAnsi"/>
@@ -7463,7 +7300,6 @@
               </w:rPr>
               <w:t>250;</w:t>
             </w:r>
-            <w:proofErr w:type="gramEnd"/>
           </w:p>
           <w:p>
             <w:pPr>
@@ -7569,23 +7405,13 @@
               </w:rPr>
               <w:t>N/A</w:t>
             </w:r>
-            <w:proofErr w:type="gramStart"/>
-            <w:r>
-              <w:rPr>
-                <w:rFonts w:asciiTheme="minorHAnsi" w:hAnsiTheme="minorHAnsi"/>
-                <w:sz w:val="18"/>
-                <w:szCs w:val="18"/>
-              </w:rPr>
-              <w:t>”,  then</w:t>
-            </w:r>
-            <w:proofErr w:type="gramEnd"/>
-            <w:r>
-              <w:rPr>
-                <w:rFonts w:asciiTheme="minorHAnsi" w:hAnsiTheme="minorHAnsi"/>
-                <w:sz w:val="18"/>
-                <w:szCs w:val="18"/>
-              </w:rPr>
-              <w:t xml:space="preserve"> display 250;</w:t>
+            <w:r>
+              <w:rPr>
+                <w:rFonts w:asciiTheme="minorHAnsi" w:hAnsiTheme="minorHAnsi"/>
+                <w:sz w:val="18"/>
+                <w:szCs w:val="18"/>
+              </w:rPr>
+              <w:t>”,  then display 250;</w:t>
             </w:r>
           </w:p>
           <w:p>
@@ -7732,7 +7558,6 @@
               </w:rPr>
               <w:t xml:space="preserve">or </w:t>
             </w:r>
-            <w:proofErr w:type="gramStart"/>
             <w:r>
               <w:rPr>
                 <w:rFonts w:asciiTheme="minorHAnsi" w:hAnsiTheme="minorHAnsi"/>
@@ -7749,7 +7574,6 @@
               </w:rPr>
               <w:t>;</w:t>
             </w:r>
-            <w:proofErr w:type="gramEnd"/>
           </w:p>
           <w:p>
             <w:pPr>
@@ -8367,25 +8191,7 @@
                 <w:sz w:val="16"/>
                 <w:szCs w:val="16"/>
               </w:rPr>
-              <w:t xml:space="preserve">If Steep Slope, </w:t>
-            </w:r>
-            <w:proofErr w:type="gramStart"/>
-            <w:r>
-              <w:rPr>
-                <w:rFonts w:asciiTheme="minorHAnsi" w:hAnsiTheme="minorHAnsi"/>
-                <w:sz w:val="16"/>
-                <w:szCs w:val="16"/>
-              </w:rPr>
-              <w:t>roof</w:t>
-            </w:r>
-            <w:proofErr w:type="gramEnd"/>
-            <w:r>
-              <w:rPr>
-                <w:rFonts w:asciiTheme="minorHAnsi" w:hAnsiTheme="minorHAnsi"/>
-                <w:sz w:val="16"/>
-                <w:szCs w:val="16"/>
-              </w:rPr>
-              <w:t xml:space="preserve"> or overhang is oriented between </w:t>
+              <w:t xml:space="preserve">If Steep Slope, roof or overhang is oriented between </w:t>
             </w:r>
             <w:r>
               <w:rPr>
@@ -8525,25 +8331,7 @@
                 <w:sz w:val="16"/>
                 <w:szCs w:val="16"/>
               </w:rPr>
-              <w:t xml:space="preserve">Subarea is </w:t>
-            </w:r>
-            <w:proofErr w:type="gramStart"/>
-            <w:r>
-              <w:rPr>
-                <w:rFonts w:asciiTheme="minorHAnsi" w:hAnsiTheme="minorHAnsi"/>
-                <w:sz w:val="16"/>
-                <w:szCs w:val="16"/>
-              </w:rPr>
-              <w:t>located  the</w:t>
-            </w:r>
-            <w:proofErr w:type="gramEnd"/>
-            <w:r>
-              <w:rPr>
-                <w:rFonts w:asciiTheme="minorHAnsi" w:hAnsiTheme="minorHAnsi"/>
-                <w:sz w:val="16"/>
-                <w:szCs w:val="16"/>
-              </w:rPr>
-              <w:t xml:space="preserve"> appropriate distance from obstructions</w:t>
+              <w:t>Subarea is located  the appropriate distance from obstructions</w:t>
             </w:r>
             <w:r>
               <w:rPr>
@@ -8808,33 +8596,15 @@
                 <w:sz w:val="18"/>
                 <w:szCs w:val="18"/>
               </w:rPr>
-              <w:t xml:space="preserve"> </w:t>
-            </w:r>
-            <w:proofErr w:type="gramStart"/>
-            <w:r>
-              <w:rPr>
-                <w:rFonts w:asciiTheme="minorHAnsi" w:hAnsiTheme="minorHAnsi"/>
-                <w:sz w:val="18"/>
-                <w:szCs w:val="18"/>
-              </w:rPr>
-              <w:t>50</w:t>
-            </w:r>
-            <w:r>
-              <w:rPr>
-                <w:rFonts w:asciiTheme="minorHAnsi" w:hAnsiTheme="minorHAnsi"/>
-                <w:sz w:val="18"/>
-                <w:szCs w:val="18"/>
-              </w:rPr>
-              <w:t xml:space="preserve">  characters</w:t>
-            </w:r>
-            <w:proofErr w:type="gramEnd"/>
-            <w:r>
-              <w:rPr>
-                <w:rFonts w:asciiTheme="minorHAnsi" w:hAnsiTheme="minorHAnsi"/>
-                <w:sz w:val="18"/>
-                <w:szCs w:val="18"/>
-              </w:rPr>
-              <w:t>&gt;&gt;</w:t>
+              <w:t xml:space="preserve"> 50</w:t>
+            </w:r>
+            <w:r>
+              <w:rPr>
+                <w:rFonts w:asciiTheme="minorHAnsi" w:hAnsiTheme="minorHAnsi"/>
+                <w:sz w:val="18"/>
+                <w:szCs w:val="18"/>
+              </w:rPr>
+              <w:t xml:space="preserve">  characters&gt;&gt;</w:t>
             </w:r>
           </w:p>
         </w:tc>
@@ -9340,18 +9110,147 @@
                 <w:sz w:val="12"/>
                 <w:szCs w:val="12"/>
               </w:rPr>
-              <w:t>09=</w:t>
-            </w:r>
-            <w:proofErr w:type="gramStart"/>
-            <w:r>
+              <w:t>09=Yes;</w:t>
+            </w:r>
+          </w:p>
+          <w:p>
+            <w:pPr>
+              <w:suppressAutoHyphens/>
+              <w:jc w:val="center"/>
               <w:rPr>
                 <w:rFonts w:asciiTheme="minorHAnsi" w:hAnsiTheme="minorHAnsi"/>
                 <w:sz w:val="12"/>
                 <w:szCs w:val="12"/>
               </w:rPr>
-              <w:t>Yes;</w:t>
-            </w:r>
-            <w:proofErr w:type="gramEnd"/>
+            </w:pPr>
+            <w:r>
+              <w:rPr>
+                <w:rFonts w:asciiTheme="minorHAnsi" w:hAnsiTheme="minorHAnsi"/>
+                <w:sz w:val="12"/>
+                <w:szCs w:val="12"/>
+              </w:rPr>
+              <w:t>OR</w:t>
+            </w:r>
+            <w:r>
+              <w:rPr>
+                <w:rFonts w:asciiTheme="minorHAnsi" w:hAnsiTheme="minorHAnsi"/>
+                <w:sz w:val="12"/>
+                <w:szCs w:val="12"/>
+              </w:rPr>
+              <w:t xml:space="preserve"> if </w:t>
+            </w:r>
+            <w:r>
+              <w:rPr>
+                <w:rFonts w:asciiTheme="minorHAnsi" w:hAnsiTheme="minorHAnsi"/>
+                <w:sz w:val="12"/>
+                <w:szCs w:val="12"/>
+              </w:rPr>
+              <w:t>B</w:t>
+            </w:r>
+            <w:r>
+              <w:rPr>
+                <w:rFonts w:asciiTheme="minorHAnsi" w:hAnsiTheme="minorHAnsi"/>
+                <w:sz w:val="12"/>
+                <w:szCs w:val="12"/>
+              </w:rPr>
+              <w:t xml:space="preserve">03= Low Slope, </w:t>
+            </w:r>
+            <w:r>
+              <w:rPr>
+                <w:rFonts w:asciiTheme="minorHAnsi" w:hAnsiTheme="minorHAnsi"/>
+                <w:sz w:val="12"/>
+                <w:szCs w:val="12"/>
+              </w:rPr>
+              <w:t>B</w:t>
+            </w:r>
+            <w:r>
+              <w:rPr>
+                <w:rFonts w:asciiTheme="minorHAnsi" w:hAnsiTheme="minorHAnsi"/>
+                <w:sz w:val="12"/>
+                <w:szCs w:val="12"/>
+              </w:rPr>
+              <w:t xml:space="preserve">04=N/A, </w:t>
+            </w:r>
+            <w:r>
+              <w:rPr>
+                <w:rFonts w:asciiTheme="minorHAnsi" w:hAnsiTheme="minorHAnsi"/>
+                <w:sz w:val="12"/>
+                <w:szCs w:val="12"/>
+              </w:rPr>
+              <w:t>B</w:t>
+            </w:r>
+            <w:r>
+              <w:rPr>
+                <w:rFonts w:asciiTheme="minorHAnsi" w:hAnsiTheme="minorHAnsi"/>
+                <w:sz w:val="12"/>
+                <w:szCs w:val="12"/>
+              </w:rPr>
+              <w:t xml:space="preserve">05=Yes, </w:t>
+            </w:r>
+            <w:r>
+              <w:rPr>
+                <w:rFonts w:asciiTheme="minorHAnsi" w:hAnsiTheme="minorHAnsi"/>
+                <w:sz w:val="12"/>
+                <w:szCs w:val="12"/>
+              </w:rPr>
+              <w:t>B</w:t>
+            </w:r>
+            <w:r>
+              <w:rPr>
+                <w:rFonts w:asciiTheme="minorHAnsi" w:hAnsiTheme="minorHAnsi"/>
+                <w:sz w:val="12"/>
+                <w:szCs w:val="12"/>
+              </w:rPr>
+              <w:t xml:space="preserve">06=No, </w:t>
+            </w:r>
+            <w:r>
+              <w:rPr>
+                <w:rFonts w:asciiTheme="minorHAnsi" w:hAnsiTheme="minorHAnsi"/>
+                <w:sz w:val="12"/>
+                <w:szCs w:val="12"/>
+              </w:rPr>
+              <w:t>B</w:t>
+            </w:r>
+            <w:r>
+              <w:rPr>
+                <w:rFonts w:asciiTheme="minorHAnsi" w:hAnsiTheme="minorHAnsi"/>
+                <w:sz w:val="12"/>
+                <w:szCs w:val="12"/>
+              </w:rPr>
+              <w:t xml:space="preserve">07=Yes, </w:t>
+            </w:r>
+            <w:r>
+              <w:rPr>
+                <w:rFonts w:asciiTheme="minorHAnsi" w:hAnsiTheme="minorHAnsi"/>
+                <w:sz w:val="12"/>
+                <w:szCs w:val="12"/>
+              </w:rPr>
+              <w:t>B</w:t>
+            </w:r>
+            <w:r>
+              <w:rPr>
+                <w:rFonts w:asciiTheme="minorHAnsi" w:hAnsiTheme="minorHAnsi"/>
+                <w:sz w:val="12"/>
+                <w:szCs w:val="12"/>
+              </w:rPr>
+              <w:t xml:space="preserve">08=Yes and </w:t>
+            </w:r>
+            <w:r>
+              <w:rPr>
+                <w:rFonts w:asciiTheme="minorHAnsi" w:hAnsiTheme="minorHAnsi"/>
+                <w:sz w:val="12"/>
+                <w:szCs w:val="12"/>
+              </w:rPr>
+              <w:t>B</w:t>
+            </w:r>
+            <w:r>
+              <w:rPr>
+                <w:rFonts w:asciiTheme="minorHAnsi" w:hAnsiTheme="minorHAnsi"/>
+                <w:sz w:val="12"/>
+                <w:szCs w:val="12"/>
+              </w:rPr>
+              <w:t>09=Yes;</w:t>
+            </w:r>
           </w:p>
           <w:p>
             <w:pPr>
@@ -9377,7 +9276,7 @@
                 <w:sz w:val="12"/>
                 <w:szCs w:val="12"/>
               </w:rPr>
-              <w:t xml:space="preserve"> if </w:t>
+              <w:t xml:space="preserve"> If </w:t>
             </w:r>
             <w:r>
               <w:rPr>
@@ -9393,7 +9292,7 @@
                 <w:sz w:val="12"/>
                 <w:szCs w:val="12"/>
               </w:rPr>
-              <w:t xml:space="preserve">03= Low Slope, </w:t>
+              <w:t xml:space="preserve">03= Steep Slope, </w:t>
             </w:r>
             <w:r>
               <w:rPr>
@@ -9409,7 +9308,7 @@
                 <w:sz w:val="12"/>
                 <w:szCs w:val="12"/>
               </w:rPr>
-              <w:t xml:space="preserve">04=N/A, </w:t>
+              <w:t xml:space="preserve">04=Yes, </w:t>
             </w:r>
             <w:r>
               <w:rPr>
@@ -9441,7 +9340,7 @@
                 <w:sz w:val="12"/>
                 <w:szCs w:val="12"/>
               </w:rPr>
-              <w:t xml:space="preserve">06=No, </w:t>
+              <w:t xml:space="preserve">06=Yes, </w:t>
             </w:r>
             <w:r>
               <w:rPr>
@@ -9457,7 +9356,7 @@
                 <w:sz w:val="12"/>
                 <w:szCs w:val="12"/>
               </w:rPr>
-              <w:t xml:space="preserve">07=Yes, </w:t>
+              <w:t xml:space="preserve">07=N/A, </w:t>
             </w:r>
             <w:r>
               <w:rPr>
@@ -9489,167 +9388,8 @@
                 <w:sz w:val="12"/>
                 <w:szCs w:val="12"/>
               </w:rPr>
-              <w:t>09=</w:t>
-            </w:r>
-            <w:proofErr w:type="gramStart"/>
-            <w:r>
-              <w:rPr>
-                <w:rFonts w:asciiTheme="minorHAnsi" w:hAnsiTheme="minorHAnsi"/>
-                <w:sz w:val="12"/>
-                <w:szCs w:val="12"/>
-              </w:rPr>
-              <w:t>Yes;</w:t>
-            </w:r>
-            <w:proofErr w:type="gramEnd"/>
-          </w:p>
-          <w:p>
-            <w:pPr>
-              <w:suppressAutoHyphens/>
-              <w:jc w:val="center"/>
-              <w:rPr>
-                <w:rFonts w:asciiTheme="minorHAnsi" w:hAnsiTheme="minorHAnsi"/>
-                <w:sz w:val="12"/>
-                <w:szCs w:val="12"/>
-              </w:rPr>
-            </w:pPr>
-            <w:r>
-              <w:rPr>
-                <w:rFonts w:asciiTheme="minorHAnsi" w:hAnsiTheme="minorHAnsi"/>
-                <w:sz w:val="12"/>
-                <w:szCs w:val="12"/>
-              </w:rPr>
-              <w:t>OR</w:t>
-            </w:r>
-            <w:r>
-              <w:rPr>
-                <w:rFonts w:asciiTheme="minorHAnsi" w:hAnsiTheme="minorHAnsi"/>
-                <w:sz w:val="12"/>
-                <w:szCs w:val="12"/>
-              </w:rPr>
-              <w:t xml:space="preserve"> If </w:t>
-            </w:r>
-            <w:r>
-              <w:rPr>
-                <w:rFonts w:asciiTheme="minorHAnsi" w:hAnsiTheme="minorHAnsi"/>
-                <w:sz w:val="12"/>
-                <w:szCs w:val="12"/>
-              </w:rPr>
-              <w:t>B</w:t>
-            </w:r>
-            <w:r>
-              <w:rPr>
-                <w:rFonts w:asciiTheme="minorHAnsi" w:hAnsiTheme="minorHAnsi"/>
-                <w:sz w:val="12"/>
-                <w:szCs w:val="12"/>
-              </w:rPr>
-              <w:t xml:space="preserve">03= Steep Slope, </w:t>
-            </w:r>
-            <w:r>
-              <w:rPr>
-                <w:rFonts w:asciiTheme="minorHAnsi" w:hAnsiTheme="minorHAnsi"/>
-                <w:sz w:val="12"/>
-                <w:szCs w:val="12"/>
-              </w:rPr>
-              <w:t>B</w:t>
-            </w:r>
-            <w:r>
-              <w:rPr>
-                <w:rFonts w:asciiTheme="minorHAnsi" w:hAnsiTheme="minorHAnsi"/>
-                <w:sz w:val="12"/>
-                <w:szCs w:val="12"/>
-              </w:rPr>
-              <w:t xml:space="preserve">04=Yes, </w:t>
-            </w:r>
-            <w:r>
-              <w:rPr>
-                <w:rFonts w:asciiTheme="minorHAnsi" w:hAnsiTheme="minorHAnsi"/>
-                <w:sz w:val="12"/>
-                <w:szCs w:val="12"/>
-              </w:rPr>
-              <w:t>B</w:t>
-            </w:r>
-            <w:r>
-              <w:rPr>
-                <w:rFonts w:asciiTheme="minorHAnsi" w:hAnsiTheme="minorHAnsi"/>
-                <w:sz w:val="12"/>
-                <w:szCs w:val="12"/>
-              </w:rPr>
-              <w:t xml:space="preserve">05=Yes, </w:t>
-            </w:r>
-            <w:r>
-              <w:rPr>
-                <w:rFonts w:asciiTheme="minorHAnsi" w:hAnsiTheme="minorHAnsi"/>
-                <w:sz w:val="12"/>
-                <w:szCs w:val="12"/>
-              </w:rPr>
-              <w:t>B</w:t>
-            </w:r>
-            <w:r>
-              <w:rPr>
-                <w:rFonts w:asciiTheme="minorHAnsi" w:hAnsiTheme="minorHAnsi"/>
-                <w:sz w:val="12"/>
-                <w:szCs w:val="12"/>
-              </w:rPr>
-              <w:t xml:space="preserve">06=Yes, </w:t>
-            </w:r>
-            <w:r>
-              <w:rPr>
-                <w:rFonts w:asciiTheme="minorHAnsi" w:hAnsiTheme="minorHAnsi"/>
-                <w:sz w:val="12"/>
-                <w:szCs w:val="12"/>
-              </w:rPr>
-              <w:t>B</w:t>
-            </w:r>
-            <w:r>
-              <w:rPr>
-                <w:rFonts w:asciiTheme="minorHAnsi" w:hAnsiTheme="minorHAnsi"/>
-                <w:sz w:val="12"/>
-                <w:szCs w:val="12"/>
-              </w:rPr>
-              <w:t xml:space="preserve">07=N/A, </w:t>
-            </w:r>
-            <w:r>
-              <w:rPr>
-                <w:rFonts w:asciiTheme="minorHAnsi" w:hAnsiTheme="minorHAnsi"/>
-                <w:sz w:val="12"/>
-                <w:szCs w:val="12"/>
-              </w:rPr>
-              <w:t>B</w:t>
-            </w:r>
-            <w:r>
-              <w:rPr>
-                <w:rFonts w:asciiTheme="minorHAnsi" w:hAnsiTheme="minorHAnsi"/>
-                <w:sz w:val="12"/>
-                <w:szCs w:val="12"/>
-              </w:rPr>
-              <w:t xml:space="preserve">08=Yes and </w:t>
-            </w:r>
-            <w:r>
-              <w:rPr>
-                <w:rFonts w:asciiTheme="minorHAnsi" w:hAnsiTheme="minorHAnsi"/>
-                <w:sz w:val="12"/>
-                <w:szCs w:val="12"/>
-              </w:rPr>
-              <w:t>B</w:t>
-            </w:r>
-            <w:r>
-              <w:rPr>
-                <w:rFonts w:asciiTheme="minorHAnsi" w:hAnsiTheme="minorHAnsi"/>
-                <w:sz w:val="12"/>
-                <w:szCs w:val="12"/>
-              </w:rPr>
-              <w:t>09=</w:t>
-            </w:r>
-            <w:proofErr w:type="gramStart"/>
-            <w:r>
-              <w:rPr>
-                <w:rFonts w:asciiTheme="minorHAnsi" w:hAnsiTheme="minorHAnsi"/>
-                <w:sz w:val="12"/>
-                <w:szCs w:val="12"/>
-              </w:rPr>
-              <w:t>Yes;</w:t>
-            </w:r>
-            <w:proofErr w:type="gramEnd"/>
+              <w:t>09=Yes;</w:t>
+            </w:r>
           </w:p>
           <w:p>
             <w:pPr>
@@ -10084,25 +9824,7 @@
                 <w:sz w:val="18"/>
                 <w:szCs w:val="18"/>
               </w:rPr>
-              <w:t xml:space="preserve">The solar zone shall comply with access, pathway, smoke ventilation, and spacing requirements as specified in Title 24, Part </w:t>
-            </w:r>
-            <w:proofErr w:type="gramStart"/>
-            <w:r>
-              <w:rPr>
-                <w:rFonts w:asciiTheme="minorHAnsi" w:hAnsiTheme="minorHAnsi"/>
-                <w:sz w:val="18"/>
-                <w:szCs w:val="18"/>
-              </w:rPr>
-              <w:t>9</w:t>
-            </w:r>
-            <w:proofErr w:type="gramEnd"/>
-            <w:r>
-              <w:rPr>
-                <w:rFonts w:asciiTheme="minorHAnsi" w:hAnsiTheme="minorHAnsi"/>
-                <w:sz w:val="18"/>
-                <w:szCs w:val="18"/>
-              </w:rPr>
-              <w:t xml:space="preserve"> or other Parts of Title 24 or in any requirements adopted by a local jurisdiction.</w:t>
+              <w:t>The solar zone shall comply with access, pathway, smoke ventilation, and spacing requirements as specified in Title 24, Part 9 or other Parts of Title 24 or in any requirements adopted by a local jurisdiction.</w:t>
             </w:r>
           </w:p>
           <w:p>
@@ -10125,25 +9847,7 @@
                 <w:sz w:val="18"/>
                 <w:szCs w:val="18"/>
               </w:rPr>
-              <w:t xml:space="preserve">No obstructions, including but not limited to, vents, chimneys, architectural features, and roof mounted equipment, shall </w:t>
-            </w:r>
-            <w:proofErr w:type="gramStart"/>
-            <w:r>
-              <w:rPr>
-                <w:rFonts w:asciiTheme="minorHAnsi" w:hAnsiTheme="minorHAnsi"/>
-                <w:sz w:val="18"/>
-                <w:szCs w:val="18"/>
-              </w:rPr>
-              <w:t>be located in</w:t>
-            </w:r>
-            <w:proofErr w:type="gramEnd"/>
-            <w:r>
-              <w:rPr>
-                <w:rFonts w:asciiTheme="minorHAnsi" w:hAnsiTheme="minorHAnsi"/>
-                <w:sz w:val="18"/>
-                <w:szCs w:val="18"/>
-              </w:rPr>
-              <w:t xml:space="preserve"> the solar zone.</w:t>
+              <w:t>No obstructions, including but not limited to, vents, chimneys, architectural features, and roof mounted equipment, shall be located in the solar zone.</w:t>
             </w:r>
           </w:p>
           <w:p>
@@ -11213,7 +10917,38 @@
               <w:bCs/>
               <w:sz w:val="20"/>
             </w:rPr>
-            <w:t>-01-E</w:t>
+            <w:t>-0</w:t>
+          </w:r>
+          <w:del w:id="1" w:author="Alhabibi, Haider@Energy" w:date="2022-12-28T12:45:00Z">
+            <w:r>
+              <w:rPr>
+                <w:rFonts w:asciiTheme="minorHAnsi" w:hAnsiTheme="minorHAnsi"/>
+                <w:b w:val="0"/>
+                <w:bCs/>
+                <w:sz w:val="20"/>
+              </w:rPr>
+              <w:delText>1</w:delText>
+            </w:r>
+          </w:del>
+          <w:ins w:id="2" w:author="Alhabibi, Haider@Energy" w:date="2022-12-28T12:45:00Z">
+            <w:r>
+              <w:rPr>
+                <w:rFonts w:asciiTheme="minorHAnsi" w:hAnsiTheme="minorHAnsi"/>
+                <w:b w:val="0"/>
+                <w:bCs/>
+                <w:sz w:val="20"/>
+              </w:rPr>
+              <w:t>2</w:t>
+            </w:r>
+          </w:ins>
+          <w:r>
+            <w:rPr>
+              <w:rFonts w:asciiTheme="minorHAnsi" w:hAnsiTheme="minorHAnsi"/>
+              <w:b w:val="0"/>
+              <w:bCs/>
+              <w:sz w:val="20"/>
+            </w:rPr>
+            <w:t>-E</w:t>
           </w:r>
         </w:p>
       </w:tc>
@@ -13152,6 +12887,14 @@
   </w:num>
   <w:numIdMacAtCleanup w:val="15"/>
 </w:numbering>
+</file>
+
+<file path=word/people.xml><?xml version="1.0" encoding="utf-8"?>
+<w15:people xmlns:wpc="http://schemas.microsoft.com/office/word/2010/wordprocessingCanvas" xmlns:cx="http://schemas.microsoft.com/office/drawing/2014/chartex" xmlns:cx1="http://schemas.microsoft.com/office/drawing/2015/9/8/chartex" xmlns:cx2="http://schemas.microsoft.com/office/drawing/2015/10/21/chartex" xmlns:cx3="http://schemas.microsoft.com/office/drawing/2016/5/9/chartex" xmlns:cx4="http://schemas.microsoft.com/office/drawing/2016/5/10/chartex" xmlns:cx5="http://schemas.microsoft.com/office/drawing/2016/5/11/chartex" xmlns:cx6="http://schemas.microsoft.com/office/drawing/2016/5/12/chartex" xmlns:cx7="http://schemas.microsoft.com/office/drawing/2016/5/13/chartex" xmlns:cx8="http://schemas.microsoft.com/office/drawing/2016/5/14/chartex" xmlns:mc="http://schemas.openxmlformats.org/markup-compatibility/2006" xmlns:aink="http://schemas.microsoft.com/office/drawing/2016/ink" xmlns:am3d="http://schemas.microsoft.com/office/drawing/2017/model3d" xmlns:o="urn:schemas-microsoft-com:office:office" xmlns:oel="http://schemas.microsoft.com/office/2019/extlst" xmlns:r="http://schemas.openxmlformats.org/officeDocument/2006/relationships" xmlns:m="http://schemas.openxmlformats.org/officeDocument/2006/math" xmlns:v="urn:schemas-microsoft-com:vml" xmlns:wp14="http://schemas.microsoft.com/office/word/2010/wordprocessingDrawing" xmlns:wp="http://schemas.openxmlformats.org/drawingml/2006/wordprocessingDrawing" xmlns:w10="urn:schemas-microsoft-com:office:word" xmlns:w="http://schemas.openxmlformats.org/wordprocessingml/2006/main" xmlns:w14="http://schemas.microsoft.com/office/word/2010/wordml" xmlns:w15="http://schemas.microsoft.com/office/word/2012/wordml" xmlns:w16cex="http://schemas.microsoft.com/office/word/2018/wordml/cex" xmlns:w16cid="http://schemas.microsoft.com/office/word/2016/wordml/cid" xmlns:w16="http://schemas.microsoft.com/office/word/2018/wordml" xmlns:w16sdtdh="http://schemas.microsoft.com/office/word/2020/wordml/sdtdatahash" xmlns:w16se="http://schemas.microsoft.com/office/word/2015/wordml/symex" xmlns:wpg="http://schemas.microsoft.com/office/word/2010/wordprocessingGroup" xmlns:wpi="http://schemas.microsoft.com/office/word/2010/wordprocessingInk" xmlns:wne="http://schemas.microsoft.com/office/word/2006/wordml" xmlns:wps="http://schemas.microsoft.com/office/word/2010/wordprocessingShape" mc:Ignorable="w14 w15 w16se w16cid w16 w16cex w16sdtdh wp14">
+  <w15:person w15:author="Alhabibi, Haider@Energy">
+    <w15:presenceInfo w15:providerId="AD" w15:userId="S::Haider.AlHabibi@energy.ca.gov::9decb8d2-95ad-4b7d-9bf6-d4373f69254c"/>
+  </w15:person>
+</w15:people>
 </file>
 
 <file path=word/styles.xml><?xml version="1.0" encoding="utf-8"?>
@@ -14461,14 +14204,6 @@
 </file>
 
 <file path=customXml/item1.xml><?xml version="1.0" encoding="utf-8"?>
-<b:Sources xmlns:b="http://schemas.openxmlformats.org/officeDocument/2006/bibliography" xmlns="http://schemas.openxmlformats.org/officeDocument/2006/bibliography" SelectedStyle="\APA.XSL" StyleName="APA Fifth Edition"/>
-</file>
-
-<file path=customXml/item2.xml><?xml version="1.0" encoding="utf-8"?>
-<b:Sources xmlns:b="http://schemas.openxmlformats.org/officeDocument/2006/bibliography" xmlns="http://schemas.openxmlformats.org/officeDocument/2006/bibliography" SelectedStyle="\APA.XSL" StyleName="APA Fifth Edition"/>
-</file>
-
-<file path=customXml/item3.xml><?xml version="1.0" encoding="utf-8"?>
 <?mso-contentType ?>
 <FormTemplates xmlns="http://schemas.microsoft.com/sharepoint/v3/contenttype/forms">
   <Display>DocumentLibraryForm</Display>
@@ -14477,7 +14212,38 @@
 </FormTemplates>
 </file>
 
+<file path=customXml/item2.xml><?xml version="1.0" encoding="utf-8"?>
+<b:Sources xmlns:b="http://schemas.openxmlformats.org/officeDocument/2006/bibliography" xmlns="http://schemas.openxmlformats.org/officeDocument/2006/bibliography" SelectedStyle="\APA.XSL" StyleName="APA Fifth Edition"/>
+</file>
+
+<file path=customXml/item3.xml><?xml version="1.0" encoding="utf-8"?>
+<b:Sources xmlns:b="http://schemas.openxmlformats.org/officeDocument/2006/bibliography" xmlns="http://schemas.openxmlformats.org/officeDocument/2006/bibliography" SelectedStyle="\APA.XSL" StyleName="APA Fifth Edition"/>
+</file>
+
 <file path=customXml/item4.xml><?xml version="1.0" encoding="utf-8"?>
+<p:properties xmlns:p="http://schemas.microsoft.com/office/2006/metadata/properties" xmlns:xsi="http://www.w3.org/2001/XMLSchema-instance" xmlns:pc="http://schemas.microsoft.com/office/infopath/2007/PartnerControls">
+  <documentManagement>
+    <b26d xmlns="785685f2-c2e1-4352-89aa-3faca8eaba52" xsi:nil="true"/>
+    <DateCCOReviewed xmlns="785685f2-c2e1-4352-89aa-3faca8eaba52" xsi:nil="true"/>
+    <oawc xmlns="785685f2-c2e1-4352-89aa-3faca8eaba52" xsi:nil="true"/>
+    <sipv xmlns="785685f2-c2e1-4352-89aa-3faca8eaba52" xsi:nil="true"/>
+    <_x0074_mv6 xmlns="785685f2-c2e1-4352-89aa-3faca8eaba52">
+      <UserInfo>
+        <DisplayName/>
+        <AccountId xsi:nil="true"/>
+        <AccountType/>
+      </UserInfo>
+    </_x0074_mv6>
+    <CCOReviewr xmlns="785685f2-c2e1-4352-89aa-3faca8eaba52" xsi:nil="true"/>
+    <TaxCatchAll xmlns="5067c814-4b34-462c-a21d-c185ff6548d2" xsi:nil="true"/>
+    <lcf76f155ced4ddcb4097134ff3c332f xmlns="785685f2-c2e1-4352-89aa-3faca8eaba52">
+      <Terms xmlns="http://schemas.microsoft.com/office/infopath/2007/PartnerControls"/>
+    </lcf76f155ced4ddcb4097134ff3c332f>
+  </documentManagement>
+</p:properties>
+</file>
+
+<file path=customXml/item5.xml><?xml version="1.0" encoding="utf-8"?>
 <ct:contentTypeSchema xmlns:ct="http://schemas.microsoft.com/office/2006/metadata/contentType" xmlns:ma="http://schemas.microsoft.com/office/2006/metadata/properties/metaAttributes" ct:_="" ma:_="" ma:contentTypeName="Document" ma:contentTypeID="0x01010061DC9A153AAEEE45BACE06E01F8272AC" ma:contentTypeVersion="20" ma:contentTypeDescription="Create a new document." ma:contentTypeScope="" ma:versionID="9666f44ab16ed15b00f463a1ceb948f7">
   <xsd:schema xmlns:xsd="http://www.w3.org/2001/XMLSchema" xmlns:xs="http://www.w3.org/2001/XMLSchema" xmlns:p="http://schemas.microsoft.com/office/2006/metadata/properties" xmlns:ns2="785685f2-c2e1-4352-89aa-3faca8eaba52" xmlns:ns3="5067c814-4b34-462c-a21d-c185ff6548d2" targetNamespace="http://schemas.microsoft.com/office/2006/metadata/properties" ma:root="true" ma:fieldsID="3613115c6c127afe4a56fd1236c892c2" ns2:_="" ns3:_="">
     <xsd:import namespace="785685f2-c2e1-4352-89aa-3faca8eaba52"/>
@@ -14760,33 +14526,10 @@
 </ct:contentTypeSchema>
 </file>
 
-<file path=customXml/item5.xml><?xml version="1.0" encoding="utf-8"?>
-<p:properties xmlns:p="http://schemas.microsoft.com/office/2006/metadata/properties" xmlns:xsi="http://www.w3.org/2001/XMLSchema-instance" xmlns:pc="http://schemas.microsoft.com/office/infopath/2007/PartnerControls">
-  <documentManagement>
-    <b26d xmlns="785685f2-c2e1-4352-89aa-3faca8eaba52" xsi:nil="true"/>
-    <DateCCOReviewed xmlns="785685f2-c2e1-4352-89aa-3faca8eaba52" xsi:nil="true"/>
-    <oawc xmlns="785685f2-c2e1-4352-89aa-3faca8eaba52" xsi:nil="true"/>
-    <sipv xmlns="785685f2-c2e1-4352-89aa-3faca8eaba52" xsi:nil="true"/>
-    <_x0074_mv6 xmlns="785685f2-c2e1-4352-89aa-3faca8eaba52">
-      <UserInfo>
-        <DisplayName/>
-        <AccountId xsi:nil="true"/>
-        <AccountType/>
-      </UserInfo>
-    </_x0074_mv6>
-    <CCOReviewr xmlns="785685f2-c2e1-4352-89aa-3faca8eaba52" xsi:nil="true"/>
-    <TaxCatchAll xmlns="5067c814-4b34-462c-a21d-c185ff6548d2" xsi:nil="true"/>
-    <lcf76f155ced4ddcb4097134ff3c332f xmlns="785685f2-c2e1-4352-89aa-3faca8eaba52">
-      <Terms xmlns="http://schemas.microsoft.com/office/infopath/2007/PartnerControls"/>
-    </lcf76f155ced4ddcb4097134ff3c332f>
-  </documentManagement>
-</p:properties>
-</file>
-
 <file path=customXml/itemProps1.xml><?xml version="1.0" encoding="utf-8"?>
-<ds:datastoreItem xmlns:ds="http://schemas.openxmlformats.org/officeDocument/2006/customXml" ds:itemID="{422D7AEB-317A-4CC2-8328-B8916071D4BA}">
+<ds:datastoreItem xmlns:ds="http://schemas.openxmlformats.org/officeDocument/2006/customXml" ds:itemID="{ABEC9617-371C-45BD-BC91-0F25A66CD450}">
   <ds:schemaRefs>
-    <ds:schemaRef ds:uri="http://schemas.openxmlformats.org/officeDocument/2006/bibliography"/>
+    <ds:schemaRef ds:uri="http://schemas.microsoft.com/sharepoint/v3/contenttype/forms"/>
   </ds:schemaRefs>
 </ds:datastoreItem>
 </file>
@@ -14800,23 +14543,39 @@
 </file>
 
 <file path=customXml/itemProps3.xml><?xml version="1.0" encoding="utf-8"?>
-<ds:datastoreItem xmlns:ds="http://schemas.openxmlformats.org/officeDocument/2006/customXml" ds:itemID="{ABEC9617-371C-45BD-BC91-0F25A66CD450}">
+<ds:datastoreItem xmlns:ds="http://schemas.openxmlformats.org/officeDocument/2006/customXml" ds:itemID="{422D7AEB-317A-4CC2-8328-B8916071D4BA}">
   <ds:schemaRefs>
-    <ds:schemaRef ds:uri="http://schemas.microsoft.com/sharepoint/v3/contenttype/forms"/>
+    <ds:schemaRef ds:uri="http://schemas.openxmlformats.org/officeDocument/2006/bibliography"/>
   </ds:schemaRefs>
 </ds:datastoreItem>
 </file>
 
 <file path=customXml/itemProps4.xml><?xml version="1.0" encoding="utf-8"?>
-<ds:datastoreItem xmlns:ds="http://schemas.openxmlformats.org/officeDocument/2006/customXml" ds:itemID="{0964E65A-1AC5-41FB-AFBF-73BA02FD4683}"/>
-</file>
-
-<file path=customXml/itemProps5.xml><?xml version="1.0" encoding="utf-8"?>
 <ds:datastoreItem xmlns:ds="http://schemas.openxmlformats.org/officeDocument/2006/customXml" ds:itemID="{3A897E61-2AF8-4342-AEB6-7EC45C177DCF}">
   <ds:schemaRefs>
     <ds:schemaRef ds:uri="http://schemas.microsoft.com/office/2006/metadata/properties"/>
     <ds:schemaRef ds:uri="http://schemas.microsoft.com/office/infopath/2007/PartnerControls"/>
     <ds:schemaRef ds:uri="785685f2-c2e1-4352-89aa-3faca8eaba52"/>
+    <ds:schemaRef ds:uri="5067c814-4b34-462c-a21d-c185ff6548d2"/>
+  </ds:schemaRefs>
+</ds:datastoreItem>
+</file>
+
+<file path=customXml/itemProps5.xml><?xml version="1.0" encoding="utf-8"?>
+<ds:datastoreItem xmlns:ds="http://schemas.openxmlformats.org/officeDocument/2006/customXml" ds:itemID="{0964E65A-1AC5-41FB-AFBF-73BA02FD4683}">
+  <ds:schemaRefs>
+    <ds:schemaRef ds:uri="http://schemas.microsoft.com/office/2006/metadata/contentType"/>
+    <ds:schemaRef ds:uri="http://schemas.microsoft.com/office/2006/metadata/properties/metaAttributes"/>
+    <ds:schemaRef ds:uri="http://www.w3.org/2001/XMLSchema"/>
+    <ds:schemaRef ds:uri="http://schemas.microsoft.com/office/2006/metadata/properties"/>
+    <ds:schemaRef ds:uri="785685f2-c2e1-4352-89aa-3faca8eaba52"/>
+    <ds:schemaRef ds:uri="5067c814-4b34-462c-a21d-c185ff6548d2"/>
+    <ds:schemaRef ds:uri="http://schemas.microsoft.com/office/2006/documentManagement/types"/>
+    <ds:schemaRef ds:uri="http://schemas.microsoft.com/office/infopath/2007/PartnerControls"/>
+    <ds:schemaRef ds:uri="http://schemas.openxmlformats.org/package/2006/metadata/core-properties"/>
+    <ds:schemaRef ds:uri="http://purl.org/dc/elements/1.1/"/>
+    <ds:schemaRef ds:uri="http://purl.org/dc/terms/"/>
+    <ds:schemaRef ds:uri="http://schemas.microsoft.com/internal/obd"/>
   </ds:schemaRefs>
 </ds:datastoreItem>
 </file>